--- a/tillsyn/A 35174-2023 tillsynsbegäran.docx
+++ b/tillsyn/A 35174-2023 tillsynsbegäran.docx
@@ -509,7 +509,7 @@
     <w:r>
       <w:tab/>
       <w:tab/>
-      <w:t>2026-06-18</w:t>
+      <w:t>2026-06-19</w:t>
       <w:br/>
       <w:br/>
     </w:r>

--- a/tillsyn/A 35174-2023 tillsynsbegäran.docx
+++ b/tillsyn/A 35174-2023 tillsynsbegäran.docx
@@ -509,7 +509,7 @@
     <w:r>
       <w:tab/>
       <w:tab/>
-      <w:t>2026-06-19</w:t>
+      <w:t>2026-06-20</w:t>
       <w:br/>
       <w:br/>
     </w:r>

--- a/tillsyn/A 35174-2023 tillsynsbegäran.docx
+++ b/tillsyn/A 35174-2023 tillsynsbegäran.docx
@@ -12,10 +12,7 @@
     </w:p>
     <w:p>
       <w:r>
-        <w:t>Detta dokument behandlar höga naturvärden i avverkningsanmälan A 35174-2023 i Bollnäs kommun som inkom 2023-08-07 och omfattar 1,3 ha.</w:t>
-      </w:r>
-      <w:r>
-        <w:t xml:space="preserve"> I Figur 1 visas fyndplatser för naturvårdsarter i området, som finns registrerade på Artportalen.</w:t>
+        <w:t>Denna tillsynsbegäran behandlar höga naturvärden i avverkningsanmälan A 35174-2023 i Bollnäs kommun som inkom 2023-08-07 och omfattar 1,3 ha.</w:t>
       </w:r>
     </w:p>
     <w:p>
@@ -25,7 +22,7 @@
       <w:r>
         <w:drawing>
           <wp:inline xmlns:a="http://schemas.openxmlformats.org/drawingml/2006/main" xmlns:pic="http://schemas.openxmlformats.org/drawingml/2006/picture">
-            <wp:extent cx="5146791" cy="5688000"/>
+            <wp:extent cx="5179366" cy="5724000"/>
             <wp:docPr id="1" name="Picture 1"/>
             <wp:cNvGraphicFramePr>
               <a:graphicFrameLocks noChangeAspect="1"/>
@@ -46,7 +43,7 @@
                   <pic:spPr>
                     <a:xfrm>
                       <a:off x="0" y="0"/>
-                      <a:ext cx="5146791" cy="5688000"/>
+                      <a:ext cx="5179366" cy="5724000"/>
                     </a:xfrm>
                     <a:prstGeom prst="rect"/>
                   </pic:spPr>
@@ -63,7 +60,20 @@
         <w:spacing w:after="240"/>
       </w:pPr>
       <w:r>
-        <w:t>Figur 1. Fyndplatser för naturvårdsarter inom 22 meter från avverkningsanmälan (röd linje). Inom parentes anges rödlistekategorier, S för signalarter, Tför typiska arter och fridlysningsparagrafer i artskyddsförordningen.Markörer utan svart kant är placerade på fyndplatsen. Markörer med svart kant är placerade vid sidan av fyndplatsen och har ett svart streck som visar fyndplatsens exakta position. Kartans mittpunktskoordinat är N 6834385, E 582738 i SWEREF 99 TM.</w:t>
+        <w:t>Figur 1. Fyndplatser för naturvårdsarter inom 22 meter från avverkningsanmälan. Markörer utan svart kant är placerade på fyndplatsen. Markörer med svart kant är placerade vid sidan av fyndplatsen har ett svart streck som visar fyndplatsens exakta position. Kartans mittpunktskoordinat är N 6834385, E 582738 i SWEREF 99 TM.</w:t>
+      </w:r>
+    </w:p>
+    <w:p>
+      <w:r>
+        <w:t>Inom 22 meter från avverkningsanmälan finns fynd av 4 naturvårdsarter, varav 1 är rödlistad, 4 är typiska (T) och 3 är signalarter (S): lunglav (NT, T), bårdlav (S, T), korallblylav (S, T) och luddlav (S, T). Se Figur 1.</w:t>
+      </w:r>
+    </w:p>
+    <w:p>
+      <w:pPr>
+        <w:pStyle w:val="Heading1"/>
+      </w:pPr>
+      <w:r>
+        <w:t>Tillsynsbegäran</w:t>
       </w:r>
     </w:p>
     <w:p>
@@ -77,26 +87,72 @@
       </w:r>
     </w:p>
     <w:p>
-      <w:r>
-        <w:t>Nedan beskrivs fynd av naturvårdsarter som gjorts i det avverkningsanmälda området. I BILAGA 1 finns artfakta om rödlistade arter.</w:t>
-      </w:r>
-    </w:p>
-    <w:p>
       <w:pPr>
         <w:pStyle w:val="Heading1"/>
       </w:pPr>
       <w:r>
-        <w:t>Naturvårdsarter</w:t>
+        <w:t>Naturvårdsarter och fridlysta arter</w:t>
       </w:r>
     </w:p>
     <w:p>
       <w:r>
-        <w:t>Inom 22 meter från avverkningsanmälan har följande 4 naturvårdsarter hittats: lunglav (NT, T), bårdlav (S, T), korallblylav (S, T) och luddlav (S, T). Av dessa är 1 rödlistade. För rödlistade arter har rödlistekategorin angivits inom parentes. Arter som är signalarter enligt Skogsstyrelsen har markerats med (S). Typiska arter inom Natura 2000 som är kopplade till skogsekosystem har markerats med (T).</w:t>
+        <w:t>Nedan följer beskrivningar av de naturvårdsarter och fridlysta arter som har sina livsmiljöer och växtplatser i den avverkningsanmälda skogen. Se även ytterligare artfakta i BILAGA 1. De påträffade naturvårdsarterna är ett tydligt kvitto på att det rör sig om en skog med höga naturvärden.</w:t>
       </w:r>
     </w:p>
     <w:p>
       <w:r>
-        <w:t>De påträffade naturvårdsarterna är ett tydligt kvitto på att det rör sig om en skog med höga naturvärden.</w:t>
+        <w:rPr>
+          <w:b/>
+        </w:rPr>
+        <w:t>Lunglav (NT)</w:t>
+      </w:r>
+      <w:r>
+        <w:t xml:space="preserve"> är en av vårt lands främsta signalarter som överallt indikerar gamla lövträd, skogsbestånd med höga naturvärden och ekosystem med långskoglig kontinuitet. Lokalt kan förekomsten vara mycket riklig men den hittas nästan enbart i gamla och ej slutavverkade skogar. Artens samtliga förekomster bör uppmärksammas från naturvårdssynpunkt, då många lokaler även hyser andra ovanliga och rödlistade arter. Rikliga förekomster bör skyddas med biotopskydd, frivilliga avsättningar eller reservat. På lunglav kan de sällsynta lavparasiterna lunglavshårprick (CR), </w:t>
+      </w:r>
+      <w:r>
+        <w:rPr>
+          <w:i/>
+        </w:rPr>
+        <w:t>Abrothallus diederichii</w:t>
+      </w:r>
+      <w:r>
+        <w:t xml:space="preserve"> (VU), </w:t>
+      </w:r>
+      <w:r>
+        <w:rPr>
+          <w:i/>
+        </w:rPr>
+        <w:t>Abrothallus lobariae</w:t>
+      </w:r>
+      <w:r>
+        <w:t xml:space="preserve"> (VU), </w:t>
+      </w:r>
+      <w:r>
+        <w:rPr>
+          <w:i/>
+        </w:rPr>
+        <w:t>Calycina lobariae</w:t>
+      </w:r>
+      <w:r>
+        <w:t xml:space="preserve"> (VU), lunglavsknapp (VU) och skrovelmössing (VU) påträffas. Lunglav är typisk art för </w:t>
+      </w:r>
+      <w:r>
+        <w:rPr>
+          <w:i/>
+        </w:rPr>
+        <w:t>9010 Taiga, 9020 Nordlig ädellövskog, 9110 Näringsfattig bokskog, 9130 Näringsrik bokskog, 9160 Näringsrik ekskog, 9180 Ädellövskog i branter, 9190 Näringsfattig ekskog, 9070 Trädklädd betesmark, 9040 Fjällbjörkskog</w:t>
+      </w:r>
+      <w:r>
+        <w:t xml:space="preserve"> och</w:t>
+      </w:r>
+      <w:r>
+        <w:rPr>
+          <w:i/>
+        </w:rPr>
+        <w:t xml:space="preserve"> 6530 Lövängar</w:t>
+      </w:r>
+      <w:r>
+        <w:t xml:space="preserve"> (SLU Artdatabanken, 2026; Nitare &amp; Skogsstyrelsen, 2019).</w:t>
       </w:r>
     </w:p>
     <w:p>
@@ -211,62 +267,6 @@
       </w:r>
       <w:r>
         <w:t>(Nitare &amp; Skogsstyrelsen, 2019; SLU Artdatabanken, 2025).</w:t>
-      </w:r>
-    </w:p>
-    <w:p>
-      <w:r>
-        <w:rPr>
-          <w:b/>
-        </w:rPr>
-        <w:t>Lunglav (NT)</w:t>
-      </w:r>
-      <w:r>
-        <w:t xml:space="preserve"> är en av vårt lands främsta signalarter som överallt indikerar gamla lövträd, skogsbestånd med höga naturvärden och ekosystem med långskoglig kontinuitet. Lokalt kan förekomsten vara mycket riklig men den hittas nästan enbart i gamla och ej slutavverkade skogar. Artens samtliga förekomster bör uppmärksammas från naturvårdssynpunkt, då många lokaler även hyser andra ovanliga och rödlistade arter. Rikliga förekomster bör skyddas med biotopskydd, frivilliga avsättningar eller reservat. På lunglav kan de sällsynta lavparasiterna lunglavshårprick (CR), </w:t>
-      </w:r>
-      <w:r>
-        <w:rPr>
-          <w:i/>
-        </w:rPr>
-        <w:t>Abrothallus diederichii</w:t>
-      </w:r>
-      <w:r>
-        <w:t xml:space="preserve"> (VU), </w:t>
-      </w:r>
-      <w:r>
-        <w:rPr>
-          <w:i/>
-        </w:rPr>
-        <w:t>Abrothallus lobariae</w:t>
-      </w:r>
-      <w:r>
-        <w:t xml:space="preserve"> (VU), </w:t>
-      </w:r>
-      <w:r>
-        <w:rPr>
-          <w:i/>
-        </w:rPr>
-        <w:t>Calycina lobariae</w:t>
-      </w:r>
-      <w:r>
-        <w:t xml:space="preserve"> (VU), lunglavsknapp (VU) och skrovelmössing (VU) påträffas. Lunglav är typisk art för </w:t>
-      </w:r>
-      <w:r>
-        <w:rPr>
-          <w:i/>
-        </w:rPr>
-        <w:t>9010 Taiga, 9020 Nordlig ädellövskog, 9110 Näringsfattig bokskog, 9130 Näringsrik bokskog, 9160 Näringsrik ekskog, 9180 Ädellövskog i branter, 9190 Näringsfattig ekskog, 9070 Trädklädd betesmark, 9040 Fjällbjörkskog</w:t>
-      </w:r>
-      <w:r>
-        <w:t xml:space="preserve"> och</w:t>
-      </w:r>
-      <w:r>
-        <w:rPr>
-          <w:i/>
-        </w:rPr>
-        <w:t xml:space="preserve"> 6530 Lövängar</w:t>
-      </w:r>
-      <w:r>
-        <w:t xml:space="preserve"> (SLU Artdatabanken, 2026; Nitare &amp; Skogsstyrelsen, 2019).</w:t>
       </w:r>
     </w:p>
     <w:p>
@@ -509,7 +509,7 @@
     <w:r>
       <w:tab/>
       <w:tab/>
-      <w:t>2026-06-20</w:t>
+      <w:t>2026-06-21</w:t>
       <w:br/>
       <w:br/>
     </w:r>

--- a/tillsyn/A 35174-2023 tillsynsbegäran.docx
+++ b/tillsyn/A 35174-2023 tillsynsbegäran.docx
@@ -509,7 +509,7 @@
     <w:r>
       <w:tab/>
       <w:tab/>
-      <w:t>2026-06-21</w:t>
+      <w:t>2026-06-22</w:t>
       <w:br/>
       <w:br/>
     </w:r>

--- a/tillsyn/A 35174-2023 tillsynsbegäran.docx
+++ b/tillsyn/A 35174-2023 tillsynsbegäran.docx
@@ -509,7 +509,7 @@
     <w:r>
       <w:tab/>
       <w:tab/>
-      <w:t>2026-06-22</w:t>
+      <w:t>2026-06-23</w:t>
       <w:br/>
       <w:br/>
     </w:r>

--- a/tillsyn/A 35174-2023 tillsynsbegäran.docx
+++ b/tillsyn/A 35174-2023 tillsynsbegäran.docx
@@ -509,7 +509,7 @@
     <w:r>
       <w:tab/>
       <w:tab/>
-      <w:t>2026-06-23</w:t>
+      <w:t>2026-06-24</w:t>
       <w:br/>
       <w:br/>
     </w:r>

--- a/tillsyn/A 35174-2023 tillsynsbegäran.docx
+++ b/tillsyn/A 35174-2023 tillsynsbegäran.docx
@@ -509,7 +509,7 @@
     <w:r>
       <w:tab/>
       <w:tab/>
-      <w:t>2026-06-24</w:t>
+      <w:t>2026-06-25</w:t>
       <w:br/>
       <w:br/>
     </w:r>

--- a/tillsyn/A 35174-2023 tillsynsbegäran.docx
+++ b/tillsyn/A 35174-2023 tillsynsbegäran.docx
@@ -509,7 +509,7 @@
     <w:r>
       <w:tab/>
       <w:tab/>
-      <w:t>2026-06-25</w:t>
+      <w:t>2026-06-26</w:t>
       <w:br/>
       <w:br/>
     </w:r>

--- a/tillsyn/A 35174-2023 tillsynsbegäran.docx
+++ b/tillsyn/A 35174-2023 tillsynsbegäran.docx
@@ -509,7 +509,7 @@
     <w:r>
       <w:tab/>
       <w:tab/>
-      <w:t>2026-06-26</w:t>
+      <w:t>2026-06-27</w:t>
       <w:br/>
       <w:br/>
     </w:r>

--- a/tillsyn/A 35174-2023 tillsynsbegäran.docx
+++ b/tillsyn/A 35174-2023 tillsynsbegäran.docx
@@ -509,7 +509,7 @@
     <w:r>
       <w:tab/>
       <w:tab/>
-      <w:t>2026-06-27</w:t>
+      <w:t>2026-06-28</w:t>
       <w:br/>
       <w:br/>
     </w:r>

--- a/tillsyn/A 35174-2023 tillsynsbegäran.docx
+++ b/tillsyn/A 35174-2023 tillsynsbegäran.docx
@@ -509,7 +509,7 @@
     <w:r>
       <w:tab/>
       <w:tab/>
-      <w:t>2026-06-28</w:t>
+      <w:t>2026-06-29</w:t>
       <w:br/>
       <w:br/>
     </w:r>

--- a/tillsyn/A 35174-2023 tillsynsbegäran.docx
+++ b/tillsyn/A 35174-2023 tillsynsbegäran.docx
@@ -509,7 +509,7 @@
     <w:r>
       <w:tab/>
       <w:tab/>
-      <w:t>2026-06-29</w:t>
+      <w:t>2026-06-30</w:t>
       <w:br/>
       <w:br/>
     </w:r>

--- a/tillsyn/A 35174-2023 tillsynsbegäran.docx
+++ b/tillsyn/A 35174-2023 tillsynsbegäran.docx
@@ -509,7 +509,7 @@
     <w:r>
       <w:tab/>
       <w:tab/>
-      <w:t>2026-06-30</w:t>
+      <w:t>2026-07-01</w:t>
       <w:br/>
       <w:br/>
     </w:r>

--- a/tillsyn/A 35174-2023 tillsynsbegäran.docx
+++ b/tillsyn/A 35174-2023 tillsynsbegäran.docx
@@ -509,7 +509,7 @@
     <w:r>
       <w:tab/>
       <w:tab/>
-      <w:t>2026-07-01</w:t>
+      <w:t>2026-07-02</w:t>
       <w:br/>
       <w:br/>
     </w:r>

--- a/tillsyn/A 35174-2023 tillsynsbegäran.docx
+++ b/tillsyn/A 35174-2023 tillsynsbegäran.docx
@@ -509,7 +509,7 @@
     <w:r>
       <w:tab/>
       <w:tab/>
-      <w:t>2026-07-13</w:t>
+      <w:t>2026-07-14</w:t>
       <w:br/>
       <w:br/>
     </w:r>

--- a/tillsyn/A 35174-2023 tillsynsbegäran.docx
+++ b/tillsyn/A 35174-2023 tillsynsbegäran.docx
@@ -509,7 +509,7 @@
     <w:r>
       <w:tab/>
       <w:tab/>
-      <w:t>2026-07-14</w:t>
+      <w:t>2026-07-15</w:t>
       <w:br/>
       <w:br/>
     </w:r>

--- a/tillsyn/A 35174-2023 tillsynsbegäran.docx
+++ b/tillsyn/A 35174-2023 tillsynsbegäran.docx
@@ -509,7 +509,7 @@
     <w:r>
       <w:tab/>
       <w:tab/>
-      <w:t>2026-07-15</w:t>
+      <w:t>2026-07-16</w:t>
       <w:br/>
       <w:br/>
     </w:r>

--- a/tillsyn/A 35174-2023 tillsynsbegäran.docx
+++ b/tillsyn/A 35174-2023 tillsynsbegäran.docx
@@ -509,7 +509,7 @@
     <w:r>
       <w:tab/>
       <w:tab/>
-      <w:t>2026-07-16</w:t>
+      <w:t>2026-07-17</w:t>
       <w:br/>
       <w:br/>
     </w:r>

--- a/tillsyn/A 35174-2023 tillsynsbegäran.docx
+++ b/tillsyn/A 35174-2023 tillsynsbegäran.docx
@@ -509,7 +509,7 @@
     <w:r>
       <w:tab/>
       <w:tab/>
-      <w:t>2026-07-17</w:t>
+      <w:t>2026-07-18</w:t>
       <w:br/>
       <w:br/>
     </w:r>

--- a/tillsyn/A 35174-2023 tillsynsbegäran.docx
+++ b/tillsyn/A 35174-2023 tillsynsbegäran.docx
@@ -509,7 +509,7 @@
     <w:r>
       <w:tab/>
       <w:tab/>
-      <w:t>2026-07-18</w:t>
+      <w:t>2026-07-19</w:t>
       <w:br/>
       <w:br/>
     </w:r>

--- a/tillsyn/A 35174-2023 tillsynsbegäran.docx
+++ b/tillsyn/A 35174-2023 tillsynsbegäran.docx
@@ -509,7 +509,7 @@
     <w:r>
       <w:tab/>
       <w:tab/>
-      <w:t>2026-07-19</w:t>
+      <w:t>2026-07-20</w:t>
       <w:br/>
       <w:br/>
     </w:r>

--- a/tillsyn/A 35174-2023 tillsynsbegäran.docx
+++ b/tillsyn/A 35174-2023 tillsynsbegäran.docx
@@ -509,7 +509,7 @@
     <w:r>
       <w:tab/>
       <w:tab/>
-      <w:t>2026-07-20</w:t>
+      <w:t>2026-07-21</w:t>
       <w:br/>
       <w:br/>
     </w:r>

--- a/tillsyn/A 35174-2023 tillsynsbegäran.docx
+++ b/tillsyn/A 35174-2023 tillsynsbegäran.docx
@@ -509,7 +509,7 @@
     <w:r>
       <w:tab/>
       <w:tab/>
-      <w:t>2026-07-21</w:t>
+      <w:t>2026-07-22</w:t>
       <w:br/>
       <w:br/>
     </w:r>

--- a/tillsyn/A 35174-2023 tillsynsbegäran.docx
+++ b/tillsyn/A 35174-2023 tillsynsbegäran.docx
@@ -509,7 +509,7 @@
     <w:r>
       <w:tab/>
       <w:tab/>
-      <w:t>2026-07-22</w:t>
+      <w:t>2026-07-23</w:t>
       <w:br/>
       <w:br/>
     </w:r>

--- a/tillsyn/A 35174-2023 tillsynsbegäran.docx
+++ b/tillsyn/A 35174-2023 tillsynsbegäran.docx
@@ -509,7 +509,7 @@
     <w:r>
       <w:tab/>
       <w:tab/>
-      <w:t>2026-07-23</w:t>
+      <w:t>2026-07-24</w:t>
       <w:br/>
       <w:br/>
     </w:r>

--- a/tillsyn/A 35174-2023 tillsynsbegäran.docx
+++ b/tillsyn/A 35174-2023 tillsynsbegäran.docx
@@ -509,7 +509,7 @@
     <w:r>
       <w:tab/>
       <w:tab/>
-      <w:t>2026-07-24</w:t>
+      <w:t>2026-07-25</w:t>
       <w:br/>
       <w:br/>
     </w:r>

--- a/tillsyn/A 35174-2023 tillsynsbegäran.docx
+++ b/tillsyn/A 35174-2023 tillsynsbegäran.docx
@@ -509,7 +509,7 @@
     <w:r>
       <w:tab/>
       <w:tab/>
-      <w:t>2026-07-25</w:t>
+      <w:t>2026-07-26</w:t>
       <w:br/>
       <w:br/>
     </w:r>

--- a/tillsyn/A 35174-2023 tillsynsbegäran.docx
+++ b/tillsyn/A 35174-2023 tillsynsbegäran.docx
@@ -509,7 +509,7 @@
     <w:r>
       <w:tab/>
       <w:tab/>
-      <w:t>2026-07-26</w:t>
+      <w:t>2026-07-27</w:t>
       <w:br/>
       <w:br/>
     </w:r>

--- a/tillsyn/A 35174-2023 tillsynsbegäran.docx
+++ b/tillsyn/A 35174-2023 tillsynsbegäran.docx
@@ -509,7 +509,7 @@
     <w:r>
       <w:tab/>
       <w:tab/>
-      <w:t>2026-07-27</w:t>
+      <w:t>2026-07-28</w:t>
       <w:br/>
       <w:br/>
     </w:r>

--- a/tillsyn/A 35174-2023 tillsynsbegäran.docx
+++ b/tillsyn/A 35174-2023 tillsynsbegäran.docx
@@ -509,7 +509,7 @@
     <w:r>
       <w:tab/>
       <w:tab/>
-      <w:t>2026-07-28</w:t>
+      <w:t>2026-07-29</w:t>
       <w:br/>
       <w:br/>
     </w:r>

--- a/tillsyn/A 35174-2023 tillsynsbegäran.docx
+++ b/tillsyn/A 35174-2023 tillsynsbegäran.docx
@@ -509,7 +509,7 @@
     <w:r>
       <w:tab/>
       <w:tab/>
-      <w:t>2026-07-29</w:t>
+      <w:t>2026-07-30</w:t>
       <w:br/>
       <w:br/>
     </w:r>

--- a/tillsyn/A 35174-2023 tillsynsbegäran.docx
+++ b/tillsyn/A 35174-2023 tillsynsbegäran.docx
@@ -509,7 +509,7 @@
     <w:r>
       <w:tab/>
       <w:tab/>
-      <w:t>2026-07-30</w:t>
+      <w:t>2026-07-31</w:t>
       <w:br/>
       <w:br/>
     </w:r>

--- a/tillsyn/A 35174-2023 tillsynsbegäran.docx
+++ b/tillsyn/A 35174-2023 tillsynsbegäran.docx
@@ -509,7 +509,7 @@
     <w:r>
       <w:tab/>
       <w:tab/>
-      <w:t>2026-07-31</w:t>
+      <w:t>2026-08-01</w:t>
       <w:br/>
       <w:br/>
     </w:r>

--- a/tillsyn/A 35174-2023 tillsynsbegäran.docx
+++ b/tillsyn/A 35174-2023 tillsynsbegäran.docx
@@ -509,7 +509,7 @@
     <w:r>
       <w:tab/>
       <w:tab/>
-      <w:t>2026-08-01</w:t>
+      <w:t>2026-08-02</w:t>
       <w:br/>
       <w:br/>
     </w:r>

--- a/tillsyn/A 35174-2023 tillsynsbegäran.docx
+++ b/tillsyn/A 35174-2023 tillsynsbegäran.docx
@@ -509,7 +509,7 @@
     <w:r>
       <w:tab/>
       <w:tab/>
-      <w:t>2026-08-02</w:t>
+      <w:t>2026-08-03</w:t>
       <w:br/>
       <w:br/>
     </w:r>

--- a/tillsyn/A 35174-2023 tillsynsbegäran.docx
+++ b/tillsyn/A 35174-2023 tillsynsbegäran.docx
@@ -509,7 +509,7 @@
     <w:r>
       <w:tab/>
       <w:tab/>
-      <w:t>2026-08-03</w:t>
+      <w:t>2026-08-04</w:t>
       <w:br/>
       <w:br/>
     </w:r>

--- a/tillsyn/A 35174-2023 tillsynsbegäran.docx
+++ b/tillsyn/A 35174-2023 tillsynsbegäran.docx
@@ -509,7 +509,7 @@
     <w:r>
       <w:tab/>
       <w:tab/>
-      <w:t>2026-08-04</w:t>
+      <w:t>2026-08-05</w:t>
       <w:br/>
       <w:br/>
     </w:r>

--- a/tillsyn/A 35174-2023 tillsynsbegäran.docx
+++ b/tillsyn/A 35174-2023 tillsynsbegäran.docx
@@ -509,7 +509,7 @@
     <w:r>
       <w:tab/>
       <w:tab/>
-      <w:t>2026-08-05</w:t>
+      <w:t>2026-08-07</w:t>
       <w:br/>
       <w:br/>
     </w:r>

--- a/tillsyn/A 35174-2023 tillsynsbegäran.docx
+++ b/tillsyn/A 35174-2023 tillsynsbegäran.docx
@@ -509,7 +509,7 @@
     <w:r>
       <w:tab/>
       <w:tab/>
-      <w:t>2026-08-07</w:t>
+      <w:t>2026-08-08</w:t>
       <w:br/>
       <w:br/>
     </w:r>

--- a/tillsyn/A 35174-2023 tillsynsbegäran.docx
+++ b/tillsyn/A 35174-2023 tillsynsbegäran.docx
@@ -60,7 +60,7 @@
         <w:spacing w:after="240"/>
       </w:pPr>
       <w:r>
-        <w:t>Figur 1. Fyndplatser för naturvårdsarter inom 22 meter från avverkningsanmälan. Markörer utan svart kant är placerade på fyndplatsen. Markörer med svart kant är placerade vid sidan av fyndplatsen har ett svart streck som visar fyndplatsens exakta position. Kartans mittpunktskoordinat är N 6834385, E 582738 i SWEREF 99 TM.</w:t>
+        <w:t>Figur 1. Fyndplatser för naturvårdsarter inom 22 meter från avverkningsanmälan. Markörer utan svart kant är placerade på fyndplatsen. Markörer med svart kant är placerade vid sidan av fyndplatsen och har ett svart streck som visar fyndplatsens exakta position. Kartans mittpunktskoordinat är N 6834385, E 582738 i SWEREF 99 TM.</w:t>
       </w:r>
     </w:p>
     <w:p>
@@ -509,7 +509,7 @@
     <w:r>
       <w:tab/>
       <w:tab/>
-      <w:t>2026-08-14</w:t>
+      <w:t>2026-08-15</w:t>
       <w:br/>
       <w:br/>
     </w:r>

--- a/tillsyn/A 35174-2023 tillsynsbegäran.docx
+++ b/tillsyn/A 35174-2023 tillsynsbegäran.docx
@@ -509,7 +509,7 @@
     <w:r>
       <w:tab/>
       <w:tab/>
-      <w:t>2026-08-15</w:t>
+      <w:t>2026-08-16</w:t>
       <w:br/>
       <w:br/>
     </w:r>

--- a/tillsyn/A 35174-2023 tillsynsbegäran.docx
+++ b/tillsyn/A 35174-2023 tillsynsbegäran.docx
@@ -509,7 +509,7 @@
     <w:r>
       <w:tab/>
       <w:tab/>
-      <w:t>2026-08-16</w:t>
+      <w:t>2026-08-17</w:t>
       <w:br/>
       <w:br/>
     </w:r>

--- a/tillsyn/A 35174-2023 tillsynsbegäran.docx
+++ b/tillsyn/A 35174-2023 tillsynsbegäran.docx
@@ -509,7 +509,7 @@
     <w:r>
       <w:tab/>
       <w:tab/>
-      <w:t>2026-08-17</w:t>
+      <w:t>2026-08-18</w:t>
       <w:br/>
       <w:br/>
     </w:r>

--- a/tillsyn/A 35174-2023 tillsynsbegäran.docx
+++ b/tillsyn/A 35174-2023 tillsynsbegäran.docx
@@ -509,7 +509,7 @@
     <w:r>
       <w:tab/>
       <w:tab/>
-      <w:t>2026-08-18</w:t>
+      <w:t>2026-08-19</w:t>
       <w:br/>
       <w:br/>
     </w:r>

--- a/tillsyn/A 35174-2023 tillsynsbegäran.docx
+++ b/tillsyn/A 35174-2023 tillsynsbegäran.docx
@@ -509,7 +509,7 @@
     <w:r>
       <w:tab/>
       <w:tab/>
-      <w:t>2026-08-19</w:t>
+      <w:t>2026-08-20</w:t>
       <w:br/>
       <w:br/>
     </w:r>

--- a/tillsyn/A 35174-2023 tillsynsbegäran.docx
+++ b/tillsyn/A 35174-2023 tillsynsbegäran.docx
@@ -509,7 +509,7 @@
     <w:r>
       <w:tab/>
       <w:tab/>
-      <w:t>2026-08-20</w:t>
+      <w:t>2026-08-21</w:t>
       <w:br/>
       <w:br/>
     </w:r>

--- a/tillsyn/A 35174-2023 tillsynsbegäran.docx
+++ b/tillsyn/A 35174-2023 tillsynsbegäran.docx
@@ -509,7 +509,7 @@
     <w:r>
       <w:tab/>
       <w:tab/>
-      <w:t>2026-08-21</w:t>
+      <w:t>2026-08-22</w:t>
       <w:br/>
       <w:br/>
     </w:r>

--- a/tillsyn/A 35174-2023 tillsynsbegäran.docx
+++ b/tillsyn/A 35174-2023 tillsynsbegäran.docx
@@ -509,7 +509,7 @@
     <w:r>
       <w:tab/>
       <w:tab/>
-      <w:t>2026-08-22</w:t>
+      <w:t>2026-08-23</w:t>
       <w:br/>
       <w:br/>
     </w:r>

--- a/tillsyn/A 35174-2023 tillsynsbegäran.docx
+++ b/tillsyn/A 35174-2023 tillsynsbegäran.docx
@@ -509,7 +509,7 @@
     <w:r>
       <w:tab/>
       <w:tab/>
-      <w:t>2026-08-23</w:t>
+      <w:t>2026-08-24</w:t>
       <w:br/>
       <w:br/>
     </w:r>

--- a/tillsyn/A 35174-2023 tillsynsbegäran.docx
+++ b/tillsyn/A 35174-2023 tillsynsbegäran.docx
@@ -509,7 +509,7 @@
     <w:r>
       <w:tab/>
       <w:tab/>
-      <w:t>2026-08-24</w:t>
+      <w:t>2026-08-25</w:t>
       <w:br/>
       <w:br/>
     </w:r>

--- a/tillsyn/A 35174-2023 tillsynsbegäran.docx
+++ b/tillsyn/A 35174-2023 tillsynsbegäran.docx
@@ -509,7 +509,7 @@
     <w:r>
       <w:tab/>
       <w:tab/>
-      <w:t>2026-08-25</w:t>
+      <w:t>2026-08-26</w:t>
       <w:br/>
       <w:br/>
     </w:r>

--- a/tillsyn/A 35174-2023 tillsynsbegäran.docx
+++ b/tillsyn/A 35174-2023 tillsynsbegäran.docx
@@ -509,7 +509,7 @@
     <w:r>
       <w:tab/>
       <w:tab/>
-      <w:t>2026-08-26</w:t>
+      <w:t>2026-08-27</w:t>
       <w:br/>
       <w:br/>
     </w:r>

--- a/tillsyn/A 35174-2023 tillsynsbegäran.docx
+++ b/tillsyn/A 35174-2023 tillsynsbegäran.docx
@@ -509,7 +509,7 @@
     <w:r>
       <w:tab/>
       <w:tab/>
-      <w:t>2026-08-27</w:t>
+      <w:t>2026-08-28</w:t>
       <w:br/>
       <w:br/>
     </w:r>

--- a/tillsyn/A 35174-2023 tillsynsbegäran.docx
+++ b/tillsyn/A 35174-2023 tillsynsbegäran.docx
@@ -509,7 +509,7 @@
     <w:r>
       <w:tab/>
       <w:tab/>
-      <w:t>2026-08-28</w:t>
+      <w:t>2026-08-29</w:t>
       <w:br/>
       <w:br/>
     </w:r>

--- a/tillsyn/A 35174-2023 tillsynsbegäran.docx
+++ b/tillsyn/A 35174-2023 tillsynsbegäran.docx
@@ -509,7 +509,7 @@
     <w:r>
       <w:tab/>
       <w:tab/>
-      <w:t>2026-08-29</w:t>
+      <w:t>2026-08-31</w:t>
       <w:br/>
       <w:br/>
     </w:r>

--- a/tillsyn/A 35174-2023 tillsynsbegäran.docx
+++ b/tillsyn/A 35174-2023 tillsynsbegäran.docx
@@ -509,7 +509,7 @@
     <w:r>
       <w:tab/>
       <w:tab/>
-      <w:t>2026-08-31</w:t>
+      <w:t>2026-09-01</w:t>
       <w:br/>
       <w:br/>
     </w:r>

--- a/tillsyn/A 35174-2023 tillsynsbegäran.docx
+++ b/tillsyn/A 35174-2023 tillsynsbegäran.docx
@@ -509,7 +509,7 @@
     <w:r>
       <w:tab/>
       <w:tab/>
-      <w:t>2026-09-01</w:t>
+      <w:t>2026-09-02</w:t>
       <w:br/>
       <w:br/>
     </w:r>

--- a/tillsyn/A 35174-2023 tillsynsbegäran.docx
+++ b/tillsyn/A 35174-2023 tillsynsbegäran.docx
@@ -509,7 +509,7 @@
     <w:r>
       <w:tab/>
       <w:tab/>
-      <w:t>2026-09-02</w:t>
+      <w:t>2026-09-03</w:t>
       <w:br/>
       <w:br/>
     </w:r>

--- a/tillsyn/A 35174-2023 tillsynsbegäran.docx
+++ b/tillsyn/A 35174-2023 tillsynsbegäran.docx
@@ -509,7 +509,7 @@
     <w:r>
       <w:tab/>
       <w:tab/>
-      <w:t>2026-09-03</w:t>
+      <w:t>2026-09-04</w:t>
       <w:br/>
       <w:br/>
     </w:r>

--- a/tillsyn/A 35174-2023 tillsynsbegäran.docx
+++ b/tillsyn/A 35174-2023 tillsynsbegäran.docx
@@ -509,7 +509,7 @@
     <w:r>
       <w:tab/>
       <w:tab/>
-      <w:t>2026-09-04</w:t>
+      <w:t>2026-09-05</w:t>
       <w:br/>
       <w:br/>
     </w:r>

--- a/tillsyn/A 35174-2023 tillsynsbegäran.docx
+++ b/tillsyn/A 35174-2023 tillsynsbegäran.docx
@@ -509,7 +509,7 @@
     <w:r>
       <w:tab/>
       <w:tab/>
-      <w:t>2026-09-05</w:t>
+      <w:t>2026-09-06</w:t>
       <w:br/>
       <w:br/>
     </w:r>

--- a/tillsyn/A 35174-2023 tillsynsbegäran.docx
+++ b/tillsyn/A 35174-2023 tillsynsbegäran.docx
@@ -509,7 +509,7 @@
     <w:r>
       <w:tab/>
       <w:tab/>
-      <w:t>2026-09-06</w:t>
+      <w:t>2026-09-07</w:t>
       <w:br/>
       <w:br/>
     </w:r>

--- a/tillsyn/A 35174-2023 tillsynsbegäran.docx
+++ b/tillsyn/A 35174-2023 tillsynsbegäran.docx
@@ -509,7 +509,7 @@
     <w:r>
       <w:tab/>
       <w:tab/>
-      <w:t>2026-09-07</w:t>
+      <w:t>2026-09-08</w:t>
       <w:br/>
       <w:br/>
     </w:r>

--- a/tillsyn/A 35174-2023 tillsynsbegäran.docx
+++ b/tillsyn/A 35174-2023 tillsynsbegäran.docx
@@ -509,7 +509,7 @@
     <w:r>
       <w:tab/>
       <w:tab/>
-      <w:t>2026-09-08</w:t>
+      <w:t>2026-09-09</w:t>
       <w:br/>
       <w:br/>
     </w:r>

--- a/tillsyn/A 35174-2023 tillsynsbegäran.docx
+++ b/tillsyn/A 35174-2023 tillsynsbegäran.docx
@@ -509,7 +509,7 @@
     <w:r>
       <w:tab/>
       <w:tab/>
-      <w:t>2026-09-09</w:t>
+      <w:t>2026-09-10</w:t>
       <w:br/>
       <w:br/>
     </w:r>

--- a/tillsyn/A 35174-2023 tillsynsbegäran.docx
+++ b/tillsyn/A 35174-2023 tillsynsbegäran.docx
@@ -509,7 +509,7 @@
     <w:r>
       <w:tab/>
       <w:tab/>
-      <w:t>2026-09-10</w:t>
+      <w:t>2026-09-11</w:t>
       <w:br/>
       <w:br/>
     </w:r>

--- a/tillsyn/A 35174-2023 tillsynsbegäran.docx
+++ b/tillsyn/A 35174-2023 tillsynsbegäran.docx
@@ -509,7 +509,7 @@
     <w:r>
       <w:tab/>
       <w:tab/>
-      <w:t>2026-09-11</w:t>
+      <w:t>2026-09-12</w:t>
       <w:br/>
       <w:br/>
     </w:r>

--- a/tillsyn/A 35174-2023 tillsynsbegäran.docx
+++ b/tillsyn/A 35174-2023 tillsynsbegäran.docx
@@ -509,7 +509,7 @@
     <w:r>
       <w:tab/>
       <w:tab/>
-      <w:t>2026-09-12</w:t>
+      <w:t>2026-09-13</w:t>
       <w:br/>
       <w:br/>
     </w:r>
